--- a/הצעת_מחיר.docx
+++ b/הצעת_מחיר.docx
@@ -2,91 +2,200 @@
 <file path=word/document.xml><?xml version="1.0" encoding="utf-8"?>
 <w:document xmlns:wpc="http://schemas.microsoft.com/office/word/2010/wordprocessingCanvas" xmlns:mo="http://schemas.microsoft.com/office/mac/office/2008/main" xmlns:mc="http://schemas.openxmlformats.org/markup-compatibility/2006" xmlns:mv="urn:schemas-microsoft-com:mac:vml" xmlns:o="urn:schemas-microsoft-com:office:office" xmlns:r="http://schemas.openxmlformats.org/officeDocument/2006/relationships" xmlns:m="http://schemas.openxmlformats.org/officeDocument/2006/math" xmlns:v="urn:schemas-microsoft-com:vml" xmlns:wp14="http://schemas.microsoft.com/office/word/2010/wordprocessingDrawing" xmlns:wp="http://schemas.openxmlformats.org/drawingml/2006/wordprocessingDrawing" xmlns:w10="urn:schemas-microsoft-com:office:word" xmlns:w="http://schemas.openxmlformats.org/wordprocessingml/2006/main" xmlns:w14="http://schemas.microsoft.com/office/word/2010/wordml" xmlns:wpg="http://schemas.microsoft.com/office/word/2010/wordprocessingGroup" xmlns:wpi="http://schemas.microsoft.com/office/word/2010/wordprocessingInk" xmlns:wne="http://schemas.microsoft.com/office/word/2006/wordml" xmlns:wps="http://schemas.microsoft.com/office/word/2010/wordprocessingShape" mc:Ignorable="w14 wp14">
   <w:body>
+    <w:tbl>
+      <w:tblPr>
+        <w:tblW w:type="auto" w:w="0"/>
+        <w:jc w:val="center"/>
+        <w:tblLayout w:type="fixed"/>
+        <w:tblLook w:firstColumn="1" w:firstRow="1" w:lastColumn="0" w:lastRow="0" w:noHBand="0" w:noVBand="1" w:val="04A0"/>
+      </w:tblPr>
+      <w:tblGrid>
+        <w:gridCol w:w="10200"/>
+      </w:tblGrid>
+      <w:tr>
+        <w:tc>
+          <w:tcPr>
+            <w:tcW w:type="dxa" w:w="9865"/>
+            <w:shd w:val="clear" w:fill="162A4A"/>
+          </w:tcPr>
+          <w:p>
+            <w:pPr>
+              <w:bidi/>
+              <w:spacing w:before="280" w:after="40"/>
+              <w:jc w:val="center"/>
+            </w:pPr>
+            <w:r/>
+            <w:r>
+              <w:rPr>
+                <w:rFonts w:ascii="Arial" w:hAnsi="Arial"/>
+                <w:b/>
+                <w:color w:val="FFFFFF"/>
+                <w:sz w:val="60"/>
+                <w:rtl w:val="1"/>
+              </w:rPr>
+              <w:t>הצעת מחיר</w:t>
+            </w:r>
+          </w:p>
+          <w:p>
+            <w:pPr>
+              <w:bidi/>
+              <w:spacing w:before="0" w:after="280"/>
+              <w:jc w:val="center"/>
+            </w:pPr>
+            <w:r>
+              <w:rPr>
+                <w:rFonts w:ascii="Arial" w:hAnsi="Arial"/>
+                <w:color w:val="BFD7EA"/>
+                <w:sz w:val="28"/>
+                <w:rtl w:val="1"/>
+              </w:rPr>
+              <w:t>אפליקציית קטלוג והזמנות עסקי  |  B2B</w:t>
+            </w:r>
+          </w:p>
+        </w:tc>
+      </w:tr>
+    </w:tbl>
     <w:p>
       <w:pPr>
         <w:bidi/>
-        <w:spacing w:after="40" w:before="0"/>
+        <w:spacing w:after="160" w:before="0" w:line="276" w:lineRule="auto"/>
+        <w:jc w:val="right"/>
+      </w:pPr>
+    </w:p>
+    <w:tbl>
+      <w:tblPr>
+        <w:bidiVisual/>
+        <w:tblW w:type="auto" w:w="0"/>
         <w:jc w:val="center"/>
-      </w:pPr>
-      <w:r>
-        <w:rPr>
-          <w:b/>
-          <w:color w:val="1F3A5F"/>
-          <w:sz w:val="52"/>
-          <w:rtl w:val="1"/>
-        </w:rPr>
-        <w:t>הצעת מחיר</w:t>
-      </w:r>
-    </w:p>
+        <w:tblLook w:firstColumn="1" w:firstRow="1" w:lastColumn="0" w:lastRow="0" w:noHBand="0" w:noVBand="1" w:val="04A0"/>
+      </w:tblPr>
+      <w:tblGrid>
+        <w:gridCol w:w="5100"/>
+        <w:gridCol w:w="5100"/>
+      </w:tblGrid>
+      <w:tr>
+        <w:tc>
+          <w:tcPr>
+            <w:tcW w:type="dxa" w:w="1417"/>
+            <w:vAlign w:val="center"/>
+          </w:tcPr>
+          <w:p>
+            <w:pPr>
+              <w:bidi/>
+              <w:spacing w:after="40" w:before="40"/>
+              <w:jc w:val="right"/>
+            </w:pPr>
+            <w:r/>
+            <w:r>
+              <w:rPr>
+                <w:rFonts w:ascii="Arial" w:hAnsi="Arial"/>
+                <w:b/>
+                <w:color w:val="162A4A"/>
+                <w:sz w:val="22"/>
+                <w:rtl w:val="1"/>
+              </w:rPr>
+              <w:t>תאריך:</w:t>
+            </w:r>
+          </w:p>
+        </w:tc>
+        <w:tc>
+          <w:tcPr>
+            <w:tcW w:type="dxa" w:w="8504"/>
+            <w:vAlign w:val="center"/>
+          </w:tcPr>
+          <w:p>
+            <w:pPr>
+              <w:bidi/>
+              <w:spacing w:after="40" w:before="40"/>
+              <w:jc w:val="right"/>
+            </w:pPr>
+            <w:r/>
+            <w:r>
+              <w:rPr>
+                <w:rFonts w:ascii="Arial" w:hAnsi="Arial"/>
+                <w:b w:val="0"/>
+                <w:color w:val="5A5A5A"/>
+                <w:sz w:val="22"/>
+                <w:rtl w:val="1"/>
+              </w:rPr>
+              <w:t>09/06/2026</w:t>
+            </w:r>
+          </w:p>
+        </w:tc>
+      </w:tr>
+      <w:tr>
+        <w:tc>
+          <w:tcPr>
+            <w:tcW w:type="dxa" w:w="1417"/>
+            <w:vAlign w:val="center"/>
+          </w:tcPr>
+          <w:p>
+            <w:pPr>
+              <w:bidi/>
+              <w:spacing w:after="40" w:before="40"/>
+              <w:jc w:val="right"/>
+            </w:pPr>
+            <w:r/>
+            <w:r>
+              <w:rPr>
+                <w:rFonts w:ascii="Arial" w:hAnsi="Arial"/>
+                <w:b/>
+                <w:color w:val="162A4A"/>
+                <w:sz w:val="22"/>
+                <w:rtl w:val="1"/>
+              </w:rPr>
+              <w:t>לכבוד:</w:t>
+            </w:r>
+          </w:p>
+        </w:tc>
+        <w:tc>
+          <w:tcPr>
+            <w:tcW w:type="dxa" w:w="8504"/>
+            <w:vAlign w:val="center"/>
+          </w:tcPr>
+          <w:p>
+            <w:pPr>
+              <w:bidi/>
+              <w:spacing w:after="40" w:before="40"/>
+              <w:jc w:val="right"/>
+            </w:pPr>
+            <w:r/>
+            <w:r>
+              <w:rPr>
+                <w:rFonts w:ascii="Arial" w:hAnsi="Arial"/>
+                <w:b w:val="0"/>
+                <w:color w:val="5A5A5A"/>
+                <w:sz w:val="22"/>
+                <w:rtl w:val="1"/>
+              </w:rPr>
+              <w:t>___________________</w:t>
+            </w:r>
+          </w:p>
+        </w:tc>
+      </w:tr>
+    </w:tbl>
     <w:p>
       <w:pPr>
         <w:bidi/>
-        <w:spacing w:after="280" w:before="0"/>
-        <w:jc w:val="center"/>
-      </w:pPr>
-      <w:r>
-        <w:rPr>
-          <w:b w:val="0"/>
-          <w:color w:val="2E86C1"/>
-          <w:sz w:val="28"/>
-          <w:rtl w:val="1"/>
-        </w:rPr>
-        <w:t>אפליקציית קטלוג והזמנות B2B</w:t>
-      </w:r>
-    </w:p>
-    <w:p>
-      <w:pPr>
-        <w:bidi/>
-        <w:spacing w:after="200" w:before="0"/>
+        <w:spacing w:after="120" w:before="0" w:line="276" w:lineRule="auto"/>
         <w:jc w:val="right"/>
-        <w:pBdr>
-          <w:bottom w:val="single" w:sz="12" w:space="1" w:color="1F3A5F"/>
-        </w:pBdr>
       </w:pPr>
     </w:p>
     <w:p>
       <w:pPr>
+        <w:pBdr>
+          <w:bottom w:val="single" w:sz="8" w:space="2" w:color="2E86C1"/>
+        </w:pBdr>
         <w:bidi/>
-        <w:spacing w:after="120" w:before="0"/>
+        <w:spacing w:after="120" w:before="80" w:line="276" w:lineRule="auto"/>
         <w:jc w:val="right"/>
       </w:pPr>
       <w:r>
         <w:rPr>
-          <w:b w:val="0"/>
-          <w:color w:val="555555"/>
-          <w:sz w:val="22"/>
-          <w:rtl w:val="1"/>
-        </w:rPr>
-        <w:t>תאריך: 09/06/2026</w:t>
-      </w:r>
-    </w:p>
-    <w:p>
-      <w:pPr>
-        <w:bidi/>
-        <w:spacing w:after="280" w:before="0"/>
-        <w:jc w:val="right"/>
-      </w:pPr>
-      <w:r>
-        <w:rPr>
-          <w:b w:val="0"/>
-          <w:color w:val="555555"/>
-          <w:sz w:val="22"/>
-          <w:rtl w:val="1"/>
-        </w:rPr>
-        <w:t>לכבוד: ___________________</w:t>
-      </w:r>
-    </w:p>
-    <w:p>
-      <w:pPr>
-        <w:bidi/>
-        <w:spacing w:after="120" w:before="80"/>
-        <w:jc w:val="right"/>
-      </w:pPr>
-      <w:r>
-        <w:rPr>
+          <w:rFonts w:ascii="Arial" w:hAnsi="Arial"/>
           <w:b/>
-          <w:color w:val="1F3A5F"/>
-          <w:sz w:val="28"/>
+          <w:color w:val="162A4A"/>
+          <w:sz w:val="30"/>
           <w:rtl w:val="1"/>
         </w:rPr>
         <w:t>תיאור הפרויקט</w:t>
@@ -95,11 +204,12 @@
     <w:p>
       <w:pPr>
         <w:bidi/>
-        <w:spacing w:after="200" w:before="0"/>
+        <w:spacing w:after="200" w:before="0" w:line="312" w:lineRule="auto"/>
         <w:jc w:val="right"/>
       </w:pPr>
       <w:r>
         <w:rPr>
+          <w:rFonts w:ascii="Arial" w:hAnsi="Arial"/>
           <w:b w:val="0"/>
           <w:sz w:val="22"/>
           <w:rtl w:val="1"/>
@@ -110,14 +220,15 @@
     <w:p>
       <w:pPr>
         <w:bidi/>
-        <w:spacing w:after="80" w:before="0"/>
+        <w:spacing w:after="100" w:before="0" w:line="276" w:lineRule="auto"/>
         <w:jc w:val="right"/>
       </w:pPr>
       <w:r>
         <w:rPr>
+          <w:rFonts w:ascii="Arial" w:hAnsi="Arial"/>
           <w:b/>
-          <w:color w:val="1F3A5F"/>
-          <w:sz w:val="24"/>
+          <w:color w:val="162A4A"/>
+          <w:sz w:val="25"/>
           <w:rtl w:val="1"/>
         </w:rPr>
         <w:t>המערכת כוללת:</w:t>
@@ -126,110 +237,162 @@
     <w:p>
       <w:pPr>
         <w:bidi/>
-        <w:spacing w:after="60" w:before="0"/>
-        <w:ind w:right="283"/>
+        <w:spacing w:after="80" w:before="0" w:line="288" w:lineRule="auto"/>
+        <w:ind w:right="227"/>
         <w:jc w:val="right"/>
       </w:pPr>
       <w:r>
         <w:rPr>
-          <w:b w:val="0"/>
+          <w:color w:val="2E86C1"/>
+          <w:sz w:val="18"/>
+          <w:rtl w:val="1"/>
+        </w:rPr>
+        <w:t xml:space="preserve">◄  </w:t>
+      </w:r>
+      <w:r>
+        <w:rPr>
+          <w:rFonts w:ascii="Arial" w:hAnsi="Arial"/>
           <w:sz w:val="22"/>
           <w:rtl w:val="1"/>
         </w:rPr>
-        <w:t>•  אפליקציית ווב מותקנת (PWA) הנפתחת מהדפדפן ומהנייד.</w:t>
+        <w:t>אפליקציית ווב מותקנת (PWA) הנפתחת מהדפדפן ומהנייד.</w:t>
       </w:r>
     </w:p>
     <w:p>
       <w:pPr>
         <w:bidi/>
-        <w:spacing w:after="60" w:before="0"/>
-        <w:ind w:right="283"/>
+        <w:spacing w:after="80" w:before="0" w:line="288" w:lineRule="auto"/>
+        <w:ind w:right="227"/>
         <w:jc w:val="right"/>
       </w:pPr>
       <w:r>
         <w:rPr>
-          <w:b w:val="0"/>
+          <w:color w:val="2E86C1"/>
+          <w:sz w:val="18"/>
+          <w:rtl w:val="1"/>
+        </w:rPr>
+        <w:t xml:space="preserve">◄  </w:t>
+      </w:r>
+      <w:r>
+        <w:rPr>
+          <w:rFonts w:ascii="Arial" w:hAnsi="Arial"/>
           <w:sz w:val="22"/>
           <w:rtl w:val="1"/>
         </w:rPr>
-        <w:t>•  מערכת התחברות ומשתמשים עם הרשאות (בעל עסק / לקוח).</w:t>
+        <w:t>מערכת התחברות ומשתמשים עם הרשאות (בעל עסק / לקוח).</w:t>
       </w:r>
     </w:p>
     <w:p>
       <w:pPr>
         <w:bidi/>
-        <w:spacing w:after="60" w:before="0"/>
-        <w:ind w:right="283"/>
+        <w:spacing w:after="80" w:before="0" w:line="288" w:lineRule="auto"/>
+        <w:ind w:right="227"/>
         <w:jc w:val="right"/>
       </w:pPr>
       <w:r>
         <w:rPr>
-          <w:b w:val="0"/>
+          <w:color w:val="2E86C1"/>
+          <w:sz w:val="18"/>
+          <w:rtl w:val="1"/>
+        </w:rPr>
+        <w:t xml:space="preserve">◄  </w:t>
+      </w:r>
+      <w:r>
+        <w:rPr>
+          <w:rFonts w:ascii="Arial" w:hAnsi="Arial"/>
           <w:sz w:val="22"/>
           <w:rtl w:val="1"/>
         </w:rPr>
-        <w:t>•  ניהול מוצרים, לקוחות והגדרת אחוז הנחה אישי לכל לקוח.</w:t>
+        <w:t>ניהול מוצרים, לקוחות והגדרת אחוז הנחה אישי לכל לקוח.</w:t>
       </w:r>
     </w:p>
     <w:p>
       <w:pPr>
         <w:bidi/>
-        <w:spacing w:after="60" w:before="0"/>
-        <w:ind w:right="283"/>
+        <w:spacing w:after="80" w:before="0" w:line="288" w:lineRule="auto"/>
+        <w:ind w:right="227"/>
         <w:jc w:val="right"/>
       </w:pPr>
       <w:r>
         <w:rPr>
-          <w:b w:val="0"/>
+          <w:color w:val="2E86C1"/>
+          <w:sz w:val="18"/>
+          <w:rtl w:val="1"/>
+        </w:rPr>
+        <w:t xml:space="preserve">◄  </w:t>
+      </w:r>
+      <w:r>
+        <w:rPr>
+          <w:rFonts w:ascii="Arial" w:hAnsi="Arial"/>
           <w:sz w:val="22"/>
           <w:rtl w:val="1"/>
         </w:rPr>
-        <w:t>•  מחירים אישיים לכל לקוח וקבלת הזמנות ישירות לעסק.</w:t>
+        <w:t>מחירים אישיים לכל לקוח וקבלת הזמנות ישירות לעסק.</w:t>
       </w:r>
     </w:p>
     <w:p>
       <w:pPr>
         <w:bidi/>
-        <w:spacing w:after="60" w:before="0"/>
-        <w:ind w:right="283"/>
+        <w:spacing w:after="80" w:before="0" w:line="288" w:lineRule="auto"/>
+        <w:ind w:right="227"/>
         <w:jc w:val="right"/>
       </w:pPr>
       <w:r>
         <w:rPr>
-          <w:b w:val="0"/>
+          <w:color w:val="2E86C1"/>
+          <w:sz w:val="18"/>
+          <w:rtl w:val="1"/>
+        </w:rPr>
+        <w:t xml:space="preserve">◄  </w:t>
+      </w:r>
+      <w:r>
+        <w:rPr>
+          <w:rFonts w:ascii="Arial" w:hAnsi="Arial"/>
           <w:sz w:val="22"/>
           <w:rtl w:val="1"/>
         </w:rPr>
-        <w:t>•  אבטחת מידע ותמחור בצד השרת (כל לקוח רואה רק את הנתונים שלו).</w:t>
+        <w:t>אבטחת מידע ותמחור בצד השרת (כל לקוח רואה רק את הנתונים שלו).</w:t>
       </w:r>
     </w:p>
     <w:p>
       <w:pPr>
         <w:bidi/>
-        <w:spacing w:after="60" w:before="0"/>
-        <w:ind w:right="283"/>
+        <w:spacing w:after="80" w:before="0" w:line="288" w:lineRule="auto"/>
+        <w:ind w:right="227"/>
         <w:jc w:val="right"/>
       </w:pPr>
       <w:r>
         <w:rPr>
-          <w:b w:val="0"/>
+          <w:color w:val="2E86C1"/>
+          <w:sz w:val="18"/>
+          <w:rtl w:val="1"/>
+        </w:rPr>
+        <w:t xml:space="preserve">◄  </w:t>
+      </w:r>
+      <w:r>
+        <w:rPr>
+          <w:rFonts w:ascii="Arial" w:hAnsi="Arial"/>
           <w:sz w:val="22"/>
           <w:rtl w:val="1"/>
         </w:rPr>
-        <w:t>•  אחסון וענן מנוהל (Supabase + GitHub Pages).</w:t>
+        <w:t>אחסון וענן מנוהל (Supabase + GitHub Pages).</w:t>
       </w:r>
     </w:p>
     <w:p>
       <w:pPr>
+        <w:pBdr>
+          <w:bottom w:val="single" w:sz="8" w:space="2" w:color="2E86C1"/>
+        </w:pBdr>
         <w:bidi/>
-        <w:spacing w:after="120" w:before="240"/>
+        <w:spacing w:after="160" w:before="280" w:line="276" w:lineRule="auto"/>
         <w:jc w:val="right"/>
       </w:pPr>
       <w:r>
         <w:rPr>
+          <w:rFonts w:ascii="Arial" w:hAnsi="Arial"/>
           <w:b/>
-          <w:color w:val="1F3A5F"/>
-          <w:sz w:val="28"/>
+          <w:color w:val="162A4A"/>
+          <w:sz w:val="30"/>
           <w:rtl w:val="1"/>
         </w:rPr>
         <w:t>פירוט מחיר</w:t>
@@ -238,25 +401,28 @@
     <w:tbl>
       <w:tblPr>
         <w:tblStyle w:val="TableGrid"/>
+        <w:bidiVisual/>
         <w:tblW w:type="auto" w:w="0"/>
         <w:jc w:val="center"/>
-        <w:tblLayout w:type="autofit"/>
+        <w:tblLayout w:type="fixed"/>
         <w:tblLook w:firstColumn="1" w:firstRow="1" w:lastColumn="0" w:lastRow="0" w:noHBand="0" w:noVBand="1" w:val="04A0"/>
       </w:tblPr>
       <w:tblGrid>
-        <w:gridCol w:w="2880"/>
-        <w:gridCol w:w="2880"/>
-        <w:gridCol w:w="2880"/>
+        <w:gridCol w:w="3400"/>
+        <w:gridCol w:w="3400"/>
+        <w:gridCol w:w="3400"/>
       </w:tblGrid>
       <w:tr>
         <w:tc>
           <w:tcPr>
-            <w:tcW w:type="dxa" w:w="2880"/>
-            <w:shd w:val="clear" w:fill="1F3A5F"/>
+            <w:tcW w:type="dxa" w:w="2835"/>
+            <w:shd w:val="clear" w:fill="162A4A"/>
+            <w:vAlign w:val="center"/>
           </w:tcPr>
           <w:p>
             <w:pPr>
               <w:bidi/>
+              <w:spacing w:after="40" w:before="40"/>
               <w:jc w:val="center"/>
             </w:pPr>
             <w:r/>
@@ -265,7 +431,7 @@
                 <w:rFonts w:ascii="Arial" w:hAnsi="Arial"/>
                 <w:b/>
                 <w:color w:val="FFFFFF"/>
-                <w:sz w:val="22"/>
+                <w:sz w:val="23"/>
                 <w:rtl w:val="1"/>
               </w:rPr>
               <w:t>שירות</w:t>
@@ -274,12 +440,14 @@
         </w:tc>
         <w:tc>
           <w:tcPr>
-            <w:tcW w:type="dxa" w:w="2880"/>
-            <w:shd w:val="clear" w:fill="1F3A5F"/>
+            <w:tcW w:type="dxa" w:w="4479"/>
+            <w:shd w:val="clear" w:fill="162A4A"/>
+            <w:vAlign w:val="center"/>
           </w:tcPr>
           <w:p>
             <w:pPr>
               <w:bidi/>
+              <w:spacing w:after="40" w:before="40"/>
               <w:jc w:val="center"/>
             </w:pPr>
             <w:r/>
@@ -288,7 +456,7 @@
                 <w:rFonts w:ascii="Arial" w:hAnsi="Arial"/>
                 <w:b/>
                 <w:color w:val="FFFFFF"/>
-                <w:sz w:val="22"/>
+                <w:sz w:val="23"/>
                 <w:rtl w:val="1"/>
               </w:rPr>
               <w:t>תיאור</w:t>
@@ -297,12 +465,14 @@
         </w:tc>
         <w:tc>
           <w:tcPr>
-            <w:tcW w:type="dxa" w:w="2880"/>
-            <w:shd w:val="clear" w:fill="1F3A5F"/>
+            <w:tcW w:type="dxa" w:w="2551"/>
+            <w:shd w:val="clear" w:fill="162A4A"/>
+            <w:vAlign w:val="center"/>
           </w:tcPr>
           <w:p>
             <w:pPr>
               <w:bidi/>
+              <w:spacing w:after="40" w:before="40"/>
               <w:jc w:val="center"/>
             </w:pPr>
             <w:r/>
@@ -311,7 +481,7 @@
                 <w:rFonts w:ascii="Arial" w:hAnsi="Arial"/>
                 <w:b/>
                 <w:color w:val="FFFFFF"/>
-                <w:sz w:val="22"/>
+                <w:sz w:val="23"/>
                 <w:rtl w:val="1"/>
               </w:rPr>
               <w:t>מחיר (כולל מע"מ)</w:t>
@@ -322,11 +492,13 @@
       <w:tr>
         <w:tc>
           <w:tcPr>
-            <w:tcW w:type="dxa" w:w="2880"/>
+            <w:tcW w:type="dxa" w:w="2835"/>
+            <w:vAlign w:val="center"/>
           </w:tcPr>
           <w:p>
             <w:pPr>
               <w:bidi/>
+              <w:spacing w:after="40" w:before="40"/>
               <w:jc w:val="right"/>
             </w:pPr>
             <w:r/>
@@ -334,6 +506,7 @@
               <w:rPr>
                 <w:rFonts w:ascii="Arial" w:hAnsi="Arial"/>
                 <w:b/>
+                <w:color w:val="162A4A"/>
                 <w:sz w:val="22"/>
                 <w:rtl w:val="1"/>
               </w:rPr>
@@ -343,11 +516,13 @@
         </w:tc>
         <w:tc>
           <w:tcPr>
-            <w:tcW w:type="dxa" w:w="2880"/>
+            <w:tcW w:type="dxa" w:w="4479"/>
+            <w:vAlign w:val="center"/>
           </w:tcPr>
           <w:p>
             <w:pPr>
               <w:bidi/>
+              <w:spacing w:after="40" w:before="40"/>
               <w:jc w:val="right"/>
             </w:pPr>
             <w:r/>
@@ -355,6 +530,7 @@
               <w:rPr>
                 <w:rFonts w:ascii="Arial" w:hAnsi="Arial"/>
                 <w:b w:val="0"/>
+                <w:color w:val="5A5A5A"/>
                 <w:sz w:val="22"/>
                 <w:rtl w:val="1"/>
               </w:rPr>
@@ -364,11 +540,13 @@
         </w:tc>
         <w:tc>
           <w:tcPr>
-            <w:tcW w:type="dxa" w:w="2880"/>
+            <w:tcW w:type="dxa" w:w="2551"/>
+            <w:vAlign w:val="center"/>
           </w:tcPr>
           <w:p>
             <w:pPr>
               <w:bidi/>
+              <w:spacing w:after="40" w:before="40"/>
               <w:jc w:val="center"/>
             </w:pPr>
             <w:r/>
@@ -377,7 +555,7 @@
                 <w:rFonts w:ascii="Arial" w:hAnsi="Arial"/>
                 <w:b/>
                 <w:color w:val="2E86C1"/>
-                <w:sz w:val="22"/>
+                <w:sz w:val="23"/>
                 <w:rtl w:val="1"/>
               </w:rPr>
               <w:t>3,000 ש"ח</w:t>
@@ -388,11 +566,14 @@
       <w:tr>
         <w:tc>
           <w:tcPr>
-            <w:tcW w:type="dxa" w:w="2880"/>
+            <w:tcW w:type="dxa" w:w="2835"/>
+            <w:shd w:val="clear" w:fill="F4F8FB"/>
+            <w:vAlign w:val="center"/>
           </w:tcPr>
           <w:p>
             <w:pPr>
               <w:bidi/>
+              <w:spacing w:after="40" w:before="40"/>
               <w:jc w:val="right"/>
             </w:pPr>
             <w:r/>
@@ -400,6 +581,7 @@
               <w:rPr>
                 <w:rFonts w:ascii="Arial" w:hAnsi="Arial"/>
                 <w:b/>
+                <w:color w:val="162A4A"/>
                 <w:sz w:val="22"/>
                 <w:rtl w:val="1"/>
               </w:rPr>
@@ -409,11 +591,14 @@
         </w:tc>
         <w:tc>
           <w:tcPr>
-            <w:tcW w:type="dxa" w:w="2880"/>
+            <w:tcW w:type="dxa" w:w="4479"/>
+            <w:shd w:val="clear" w:fill="F4F8FB"/>
+            <w:vAlign w:val="center"/>
           </w:tcPr>
           <w:p>
             <w:pPr>
               <w:bidi/>
+              <w:spacing w:after="40" w:before="40"/>
               <w:jc w:val="right"/>
             </w:pPr>
             <w:r/>
@@ -421,6 +606,7 @@
               <w:rPr>
                 <w:rFonts w:ascii="Arial" w:hAnsi="Arial"/>
                 <w:b w:val="0"/>
+                <w:color w:val="5A5A5A"/>
                 <w:sz w:val="22"/>
                 <w:rtl w:val="1"/>
               </w:rPr>
@@ -430,11 +616,14 @@
         </w:tc>
         <w:tc>
           <w:tcPr>
-            <w:tcW w:type="dxa" w:w="2880"/>
+            <w:tcW w:type="dxa" w:w="2551"/>
+            <w:shd w:val="clear" w:fill="F4F8FB"/>
+            <w:vAlign w:val="center"/>
           </w:tcPr>
           <w:p>
             <w:pPr>
               <w:bidi/>
+              <w:spacing w:after="40" w:before="40"/>
               <w:jc w:val="center"/>
             </w:pPr>
             <w:r/>
@@ -443,10 +632,10 @@
                 <w:rFonts w:ascii="Arial" w:hAnsi="Arial"/>
                 <w:b/>
                 <w:color w:val="2E86C1"/>
-                <w:sz w:val="22"/>
+                <w:sz w:val="23"/>
                 <w:rtl w:val="1"/>
               </w:rPr>
-              <w:t>250 ש"ח לחודש</w:t>
+              <w:t>250 ש"ח / חודש</w:t>
             </w:r>
           </w:p>
         </w:tc>
@@ -454,13 +643,15 @@
       <w:tr>
         <w:tc>
           <w:tcPr>
-            <w:tcW w:type="dxa" w:w="5760"/>
+            <w:tcW w:type="dxa" w:w="6800"/>
             <w:gridSpan w:val="2"/>
             <w:shd w:val="clear" w:fill="EAF2F8"/>
+            <w:vAlign w:val="center"/>
           </w:tcPr>
           <w:p>
             <w:pPr>
               <w:bidi/>
+              <w:spacing w:after="40" w:before="40"/>
               <w:jc w:val="right"/>
             </w:pPr>
             <w:r/>
@@ -468,7 +659,8 @@
               <w:rPr>
                 <w:rFonts w:ascii="Arial" w:hAnsi="Arial"/>
                 <w:b/>
-                <w:sz w:val="22"/>
+                <w:color w:val="162A4A"/>
+                <w:sz w:val="23"/>
                 <w:rtl w:val="1"/>
               </w:rPr>
               <w:t>תשלום חד-פעמי להקמה</w:t>
@@ -477,12 +669,14 @@
         </w:tc>
         <w:tc>
           <w:tcPr>
-            <w:tcW w:type="dxa" w:w="2880"/>
+            <w:tcW w:type="dxa" w:w="3400"/>
             <w:shd w:val="clear" w:fill="EAF2F8"/>
+            <w:vAlign w:val="center"/>
           </w:tcPr>
           <w:p>
             <w:pPr>
               <w:bidi/>
+              <w:spacing w:after="40" w:before="40"/>
               <w:jc w:val="center"/>
             </w:pPr>
             <w:r/>
@@ -490,8 +684,8 @@
               <w:rPr>
                 <w:rFonts w:ascii="Arial" w:hAnsi="Arial"/>
                 <w:b/>
-                <w:color w:val="1F3A5F"/>
-                <w:sz w:val="22"/>
+                <w:color w:val="162A4A"/>
+                <w:sz w:val="24"/>
                 <w:rtl w:val="1"/>
               </w:rPr>
               <w:t>3,000 ש"ח</w:t>
@@ -499,18 +693,75 @@
           </w:p>
         </w:tc>
       </w:tr>
+      <w:tr>
+        <w:tc>
+          <w:tcPr>
+            <w:tcW w:type="dxa" w:w="6800"/>
+            <w:gridSpan w:val="2"/>
+            <w:shd w:val="clear" w:fill="EAF2F8"/>
+            <w:vAlign w:val="center"/>
+          </w:tcPr>
+          <w:p>
+            <w:pPr>
+              <w:bidi/>
+              <w:spacing w:after="40" w:before="40"/>
+              <w:jc w:val="right"/>
+            </w:pPr>
+            <w:r/>
+            <w:r>
+              <w:rPr>
+                <w:rFonts w:ascii="Arial" w:hAnsi="Arial"/>
+                <w:b/>
+                <w:color w:val="162A4A"/>
+                <w:sz w:val="23"/>
+                <w:rtl w:val="1"/>
+              </w:rPr>
+              <w:t>עלות חודשית שוטפת</w:t>
+            </w:r>
+          </w:p>
+        </w:tc>
+        <w:tc>
+          <w:tcPr>
+            <w:tcW w:type="dxa" w:w="3400"/>
+            <w:shd w:val="clear" w:fill="EAF2F8"/>
+            <w:vAlign w:val="center"/>
+          </w:tcPr>
+          <w:p>
+            <w:pPr>
+              <w:bidi/>
+              <w:spacing w:after="40" w:before="40"/>
+              <w:jc w:val="center"/>
+            </w:pPr>
+            <w:r/>
+            <w:r>
+              <w:rPr>
+                <w:rFonts w:ascii="Arial" w:hAnsi="Arial"/>
+                <w:b/>
+                <w:color w:val="162A4A"/>
+                <w:sz w:val="24"/>
+                <w:rtl w:val="1"/>
+              </w:rPr>
+              <w:t>250 ש"ח</w:t>
+            </w:r>
+          </w:p>
+        </w:tc>
+      </w:tr>
     </w:tbl>
     <w:p>
       <w:pPr>
+        <w:pBdr>
+          <w:bottom w:val="single" w:sz="8" w:space="2" w:color="2E86C1"/>
+        </w:pBdr>
         <w:bidi/>
-        <w:spacing w:after="120" w:before="280"/>
+        <w:spacing w:after="120" w:before="320" w:line="276" w:lineRule="auto"/>
         <w:jc w:val="right"/>
       </w:pPr>
       <w:r>
         <w:rPr>
+          <w:rFonts w:ascii="Arial" w:hAnsi="Arial"/>
           <w:b/>
-          <w:color w:val="1F3A5F"/>
-          <w:sz w:val="28"/>
+          <w:color w:val="162A4A"/>
+          <w:sz w:val="30"/>
           <w:rtl w:val="1"/>
         </w:rPr>
         <w:t>הערות</w:t>
@@ -519,80 +770,110 @@
     <w:p>
       <w:pPr>
         <w:bidi/>
-        <w:spacing w:after="60" w:before="0"/>
-        <w:ind w:right="283"/>
+        <w:spacing w:after="80" w:before="0" w:line="288" w:lineRule="auto"/>
+        <w:ind w:right="227"/>
         <w:jc w:val="right"/>
       </w:pPr>
       <w:r>
         <w:rPr>
-          <w:b w:val="0"/>
-          <w:color w:val="555555"/>
+          <w:color w:val="2E86C1"/>
+          <w:rtl w:val="1"/>
+        </w:rPr>
+        <w:t xml:space="preserve">•  </w:t>
+      </w:r>
+      <w:r>
+        <w:rPr>
+          <w:rFonts w:ascii="Arial" w:hAnsi="Arial"/>
+          <w:color w:val="5A5A5A"/>
           <w:sz w:val="21"/>
           <w:rtl w:val="1"/>
         </w:rPr>
-        <w:t>•  המחירים נקובים בשקלים חדשים (ש"ח).</w:t>
+        <w:t>המחירים נקובים בשקלים חדשים (ש"ח).</w:t>
       </w:r>
     </w:p>
     <w:p>
       <w:pPr>
         <w:bidi/>
-        <w:spacing w:after="60" w:before="0"/>
-        <w:ind w:right="283"/>
+        <w:spacing w:after="80" w:before="0" w:line="288" w:lineRule="auto"/>
+        <w:ind w:right="227"/>
         <w:jc w:val="right"/>
       </w:pPr>
       <w:r>
         <w:rPr>
-          <w:b w:val="0"/>
-          <w:color w:val="555555"/>
+          <w:color w:val="2E86C1"/>
+          <w:rtl w:val="1"/>
+        </w:rPr>
+        <w:t xml:space="preserve">•  </w:t>
+      </w:r>
+      <w:r>
+        <w:rPr>
+          <w:rFonts w:ascii="Arial" w:hAnsi="Arial"/>
+          <w:color w:val="5A5A5A"/>
           <w:sz w:val="21"/>
           <w:rtl w:val="1"/>
         </w:rPr>
-        <w:t>•  דמי הניהול החודשיים נגבים החל מהחודש שלאחר עליית האפליקציה לאוויר.</w:t>
+        <w:t>דמי הניהול החודשיים נגבים החל מהחודש שלאחר עליית האפליקציה לאוויר.</w:t>
       </w:r>
     </w:p>
     <w:p>
       <w:pPr>
         <w:bidi/>
-        <w:spacing w:after="60" w:before="0"/>
-        <w:ind w:right="283"/>
+        <w:spacing w:after="80" w:before="0" w:line="288" w:lineRule="auto"/>
+        <w:ind w:right="227"/>
         <w:jc w:val="right"/>
       </w:pPr>
       <w:r>
         <w:rPr>
-          <w:b w:val="0"/>
-          <w:color w:val="555555"/>
+          <w:color w:val="2E86C1"/>
+          <w:rtl w:val="1"/>
+        </w:rPr>
+        <w:t xml:space="preserve">•  </w:t>
+      </w:r>
+      <w:r>
+        <w:rPr>
+          <w:rFonts w:ascii="Arial" w:hAnsi="Arial"/>
+          <w:color w:val="5A5A5A"/>
           <w:sz w:val="21"/>
           <w:rtl w:val="1"/>
         </w:rPr>
-        <w:t>•  ההצעה כוללת ליווי והדרכה ראשונית לשימוש במערכת.</w:t>
+        <w:t>ההצעה כוללת ליווי והדרכה ראשונית לשימוש במערכת.</w:t>
       </w:r>
     </w:p>
     <w:p>
       <w:pPr>
         <w:bidi/>
-        <w:spacing w:after="60" w:before="0"/>
-        <w:ind w:right="283"/>
+        <w:spacing w:after="80" w:before="0" w:line="288" w:lineRule="auto"/>
+        <w:ind w:right="227"/>
         <w:jc w:val="right"/>
       </w:pPr>
       <w:r>
         <w:rPr>
-          <w:b w:val="0"/>
-          <w:color w:val="555555"/>
+          <w:color w:val="2E86C1"/>
+          <w:rtl w:val="1"/>
+        </w:rPr>
+        <w:t xml:space="preserve">•  </w:t>
+      </w:r>
+      <w:r>
+        <w:rPr>
+          <w:rFonts w:ascii="Arial" w:hAnsi="Arial"/>
+          <w:color w:val="5A5A5A"/>
           <w:sz w:val="21"/>
           <w:rtl w:val="1"/>
         </w:rPr>
-        <w:t>•  תוקף ההצעה: 30 יום מתאריך הוצאתה.</w:t>
+        <w:t>תוקף ההצעה: 30 יום מתאריך הוצאתה.</w:t>
       </w:r>
     </w:p>
     <w:p>
       <w:pPr>
         <w:bidi/>
-        <w:spacing w:after="40" w:before="360"/>
+        <w:spacing w:after="40" w:before="400" w:line="276" w:lineRule="auto"/>
         <w:jc w:val="right"/>
       </w:pPr>
       <w:r>
         <w:rPr>
-          <w:b w:val="0"/>
+          <w:rFonts w:ascii="Arial" w:hAnsi="Arial"/>
+          <w:b/>
+          <w:color w:val="162A4A"/>
           <w:sz w:val="22"/>
           <w:rtl w:val="1"/>
         </w:rPr>
@@ -602,13 +883,14 @@
     <w:p>
       <w:pPr>
         <w:bidi/>
-        <w:spacing w:after="40" w:before="0"/>
+        <w:spacing w:after="40" w:before="0" w:line="276" w:lineRule="auto"/>
         <w:jc w:val="right"/>
       </w:pPr>
       <w:r>
         <w:rPr>
+          <w:rFonts w:ascii="Arial" w:hAnsi="Arial"/>
           <w:b w:val="0"/>
-          <w:color w:val="555555"/>
+          <w:color w:val="5A5A5A"/>
           <w:sz w:val="22"/>
           <w:rtl w:val="1"/>
         </w:rPr>
@@ -618,13 +900,14 @@
     <w:p>
       <w:pPr>
         <w:bidi/>
-        <w:spacing w:after="120" w:before="0"/>
+        <w:spacing w:after="120" w:before="0" w:line="276" w:lineRule="auto"/>
         <w:jc w:val="right"/>
       </w:pPr>
       <w:r>
         <w:rPr>
+          <w:rFonts w:ascii="Arial" w:hAnsi="Arial"/>
           <w:b w:val="0"/>
-          <w:color w:val="555555"/>
+          <w:color w:val="5A5A5A"/>
           <w:sz w:val="20"/>
           <w:rtl w:val="1"/>
         </w:rPr>
@@ -633,8 +916,9 @@
     </w:p>
     <w:sectPr>
       <w:pgSz w:w="12240" w:h="15840"/>
-      <w:pgMar w:top="1440" w:right="1800" w:bottom="1440" w:left="1800" w:header="720" w:footer="720" w:gutter="0"/>
+      <w:pgMar w:top="907" w:right="1020" w:bottom="907" w:left="1020" w:header="720" w:footer="720" w:gutter="0"/>
       <w:cols w:space="720"/>
+      <w:bidi/>
       <w:docGrid w:linePitch="360"/>
     </w:sectPr>
   </w:body>
